--- a/so_templates/S_O_TEMP.docx
+++ b/so_templates/S_O_TEMP.docx
@@ -51,7 +51,13 @@
         <w:rPr>
           <w:rFonts w:ascii="Bookman Old Style" w:hAnsi="Bookman Old Style"/>
         </w:rPr>
-        <w:t xml:space="preserve"> s. 2025</w:t>
+        <w:t xml:space="preserve"> s. 202</w:t>
+      </w:r>
+      <w:r>
+        <w:rPr>
+          <w:rFonts w:ascii="Bookman Old Style" w:hAnsi="Bookman Old Style"/>
+        </w:rPr>
+        <w:t>6</w:t>
       </w:r>
     </w:p>
     <w:p>
@@ -3293,10 +3299,6 @@
 </file>
 
 <file path=customXml/item1.xml><?xml version="1.0" encoding="utf-8"?>
-<b:Sources xmlns:b="http://schemas.openxmlformats.org/officeDocument/2006/bibliography" xmlns="http://schemas.openxmlformats.org/officeDocument/2006/bibliography" SelectedStyle="\APASixthEditionOfficeOnline.xsl" StyleName="APA" Version="6"/>
-</file>
-
-<file path=customXml/item2.xml><?xml version="1.0" encoding="utf-8"?>
 <s:customData xmlns="http://www.wps.cn/officeDocument/2013/wpsCustomData" xmlns:s="http://www.wps.cn/officeDocument/2013/wpsCustomData">
   <customSectProps/>
   <customShpExts>
@@ -3305,18 +3307,22 @@
 </s:customData>
 </file>
 
+<file path=customXml/item2.xml><?xml version="1.0" encoding="utf-8"?>
+<b:Sources xmlns:b="http://schemas.openxmlformats.org/officeDocument/2006/bibliography" xmlns="http://schemas.openxmlformats.org/officeDocument/2006/bibliography" SelectedStyle="\APASixthEditionOfficeOnline.xsl" StyleName="APA" Version="6"/>
+</file>
+
 <file path=customXml/itemProps1.xml><?xml version="1.0" encoding="utf-8"?>
+<ds:datastoreItem xmlns:ds="http://schemas.openxmlformats.org/officeDocument/2006/customXml" ds:itemID="{B1977F7D-205B-4081-913C-38D41E755F92}">
+  <ds:schemaRefs>
+    <ds:schemaRef ds:uri="http://www.wps.cn/officeDocument/2013/wpsCustomData"/>
+  </ds:schemaRefs>
+</ds:datastoreItem>
+</file>
+
+<file path=customXml/itemProps2.xml><?xml version="1.0" encoding="utf-8"?>
 <ds:datastoreItem xmlns:ds="http://schemas.openxmlformats.org/officeDocument/2006/customXml" ds:itemID="{335C0E28-4147-4C6F-B7FA-AFE4FAB2F5E9}">
   <ds:schemaRefs>
     <ds:schemaRef ds:uri="http://schemas.openxmlformats.org/officeDocument/2006/bibliography"/>
   </ds:schemaRefs>
 </ds:datastoreItem>
-</file>
-
-<file path=customXml/itemProps2.xml><?xml version="1.0" encoding="utf-8"?>
-<ds:datastoreItem xmlns:ds="http://schemas.openxmlformats.org/officeDocument/2006/customXml" ds:itemID="{B1977F7D-205B-4081-913C-38D41E755F92}">
-  <ds:schemaRefs>
-    <ds:schemaRef ds:uri="http://www.wps.cn/officeDocument/2013/wpsCustomData"/>
-  </ds:schemaRefs>
-</ds:datastoreItem>
 </file>
--- a/so_templates/S_O_TEMP.docx
+++ b/so_templates/S_O_TEMP.docx
@@ -37,21 +37,7 @@
         <w:rPr>
           <w:rFonts w:ascii="Bookman Old Style" w:hAnsi="Bookman Old Style"/>
         </w:rPr>
-        <w:t xml:space="preserve">             </w:t>
-      </w:r>
-      <w:proofErr w:type="gramStart"/>
-      <w:r>
-        <w:rPr>
-          <w:rFonts w:ascii="Bookman Old Style" w:hAnsi="Bookman Old Style"/>
-        </w:rPr>
-        <w:t xml:space="preserve">  ,</w:t>
-      </w:r>
-      <w:proofErr w:type="gramEnd"/>
-      <w:r>
-        <w:rPr>
-          <w:rFonts w:ascii="Bookman Old Style" w:hAnsi="Bookman Old Style"/>
-        </w:rPr>
-        <w:t xml:space="preserve"> s. 202</w:t>
+        <w:t xml:space="preserve">               , s. 202</w:t>
       </w:r>
       <w:r>
         <w:rPr>
@@ -121,23 +107,7 @@
           <w:rFonts w:ascii="Bookman Old Style" w:hAnsi="Bookman Old Style"/>
           <w:b/>
         </w:rPr>
-        <w:t>{{</w:t>
-      </w:r>
-      <w:proofErr w:type="spellStart"/>
-      <w:r>
-        <w:rPr>
-          <w:rFonts w:ascii="Bookman Old Style" w:hAnsi="Bookman Old Style"/>
-          <w:b/>
-        </w:rPr>
-        <w:t>employee_full_name</w:t>
-      </w:r>
-      <w:proofErr w:type="spellEnd"/>
-      <w:r>
-        <w:rPr>
-          <w:rFonts w:ascii="Bookman Old Style" w:hAnsi="Bookman Old Style"/>
-          <w:b/>
-        </w:rPr>
-        <w:t>}}</w:t>
+        <w:t>{{employee_full_name}}</w:t>
       </w:r>
     </w:p>
     <w:p>
@@ -152,21 +122,7 @@
         <w:rPr>
           <w:rFonts w:ascii="Bookman Old Style" w:hAnsi="Bookman Old Style"/>
         </w:rPr>
-        <w:t>{{</w:t>
-      </w:r>
-      <w:proofErr w:type="spellStart"/>
-      <w:r>
-        <w:rPr>
-          <w:rFonts w:ascii="Bookman Old Style" w:hAnsi="Bookman Old Style"/>
-        </w:rPr>
-        <w:t>employee_position</w:t>
-      </w:r>
-      <w:proofErr w:type="spellEnd"/>
-      <w:r>
-        <w:rPr>
-          <w:rFonts w:ascii="Bookman Old Style" w:hAnsi="Bookman Old Style"/>
-        </w:rPr>
-        <w:t>}}</w:t>
+        <w:t>{{employee_position}}</w:t>
       </w:r>
     </w:p>
     <w:p>
@@ -343,21 +299,7 @@
         <w:rPr>
           <w:rFonts w:ascii="Bookman Old Style" w:hAnsi="Bookman Old Style"/>
         </w:rPr>
-        <w:t>{{</w:t>
-      </w:r>
-      <w:proofErr w:type="spellStart"/>
-      <w:r>
-        <w:rPr>
-          <w:rFonts w:ascii="Bookman Old Style" w:hAnsi="Bookman Old Style"/>
-        </w:rPr>
-        <w:t>date_issued</w:t>
-      </w:r>
-      <w:proofErr w:type="spellEnd"/>
-      <w:r>
-        <w:rPr>
-          <w:rFonts w:ascii="Bookman Old Style" w:hAnsi="Bookman Old Style"/>
-        </w:rPr>
-        <w:t>}}</w:t>
+        <w:t>{{date_issued}}</w:t>
       </w:r>
     </w:p>
     <w:p>
@@ -585,23 +527,7 @@
           <w:rFonts w:ascii="Bookman Old Style" w:hAnsi="Bookman Old Style"/>
           <w:b/>
         </w:rPr>
-        <w:t>{{</w:t>
-      </w:r>
-      <w:proofErr w:type="spellStart"/>
-      <w:r>
-        <w:rPr>
-          <w:rFonts w:ascii="Bookman Old Style" w:hAnsi="Bookman Old Style"/>
-          <w:b/>
-        </w:rPr>
-        <w:t>employee_full_name</w:t>
-      </w:r>
-      <w:proofErr w:type="spellEnd"/>
-      <w:r>
-        <w:rPr>
-          <w:rFonts w:ascii="Bookman Old Style" w:hAnsi="Bookman Old Style"/>
-          <w:b/>
-        </w:rPr>
-        <w:t>}}</w:t>
+        <w:t>{{employee_full_name}}</w:t>
       </w:r>
     </w:p>
     <w:p>
@@ -883,6 +809,42 @@
           <w:szCs w:val="20"/>
         </w:rPr>
         <w:t>JPSA</w:t>
+      </w:r>
+    </w:p>
+    <w:p>
+      <w:pPr>
+        <w:pStyle w:val="NoSpacing"/>
+        <w:tabs>
+          <w:tab w:val="left" w:pos="0"/>
+        </w:tabs>
+        <w:jc w:val="both"/>
+        <w:rPr>
+          <w:rFonts w:ascii="Bookman Old Style" w:hAnsi="Bookman Old Style"/>
+          <w:sz w:val="20"/>
+          <w:szCs w:val="20"/>
+        </w:rPr>
+      </w:pPr>
+    </w:p>
+    <w:p>
+      <w:pPr>
+        <w:pStyle w:val="NoSpacing"/>
+        <w:tabs>
+          <w:tab w:val="left" w:pos="0"/>
+        </w:tabs>
+        <w:jc w:val="both"/>
+        <w:rPr>
+          <w:rFonts w:ascii="Bookman Old Style" w:hAnsi="Bookman Old Style"/>
+          <w:sz w:val="20"/>
+          <w:szCs w:val="20"/>
+        </w:rPr>
+      </w:pPr>
+      <w:r>
+        <w:rPr>
+          <w:rFonts w:ascii="Bookman Old Style" w:hAnsi="Bookman Old Style"/>
+          <w:sz w:val="20"/>
+          <w:szCs w:val="20"/>
+        </w:rPr>
+        <w:t>{{qr_code}}</w:t>
       </w:r>
     </w:p>
     <w:sectPr>
@@ -2847,7 +2809,6 @@
   <w:style w:type="character" w:default="1" w:styleId="DefaultParagraphFont">
     <w:name w:val="Default Paragraph Font"/>
     <w:uiPriority w:val="1"/>
-    <w:semiHidden/>
     <w:unhideWhenUsed/>
   </w:style>
   <w:style w:type="table" w:default="1" w:styleId="TableNormal">
@@ -3299,6 +3260,10 @@
 </file>
 
 <file path=customXml/item1.xml><?xml version="1.0" encoding="utf-8"?>
+<b:Sources xmlns:b="http://schemas.openxmlformats.org/officeDocument/2006/bibliography" xmlns="http://schemas.openxmlformats.org/officeDocument/2006/bibliography" SelectedStyle="\APASixthEditionOfficeOnline.xsl" StyleName="APA" Version="6"/>
+</file>
+
+<file path=customXml/item2.xml><?xml version="1.0" encoding="utf-8"?>
 <s:customData xmlns="http://www.wps.cn/officeDocument/2013/wpsCustomData" xmlns:s="http://www.wps.cn/officeDocument/2013/wpsCustomData">
   <customSectProps/>
   <customShpExts>
@@ -3307,22 +3272,18 @@
 </s:customData>
 </file>
 
-<file path=customXml/item2.xml><?xml version="1.0" encoding="utf-8"?>
-<b:Sources xmlns:b="http://schemas.openxmlformats.org/officeDocument/2006/bibliography" xmlns="http://schemas.openxmlformats.org/officeDocument/2006/bibliography" SelectedStyle="\APASixthEditionOfficeOnline.xsl" StyleName="APA" Version="6"/>
+<file path=customXml/itemProps1.xml><?xml version="1.0" encoding="utf-8"?>
+<ds:datastoreItem xmlns:ds="http://schemas.openxmlformats.org/officeDocument/2006/customXml" ds:itemID="{335C0E28-4147-4C6F-B7FA-AFE4FAB2F5E9}">
+  <ds:schemaRefs>
+    <ds:schemaRef ds:uri="http://schemas.openxmlformats.org/officeDocument/2006/bibliography"/>
+  </ds:schemaRefs>
+</ds:datastoreItem>
 </file>
 
-<file path=customXml/itemProps1.xml><?xml version="1.0" encoding="utf-8"?>
+<file path=customXml/itemProps2.xml><?xml version="1.0" encoding="utf-8"?>
 <ds:datastoreItem xmlns:ds="http://schemas.openxmlformats.org/officeDocument/2006/customXml" ds:itemID="{B1977F7D-205B-4081-913C-38D41E755F92}">
   <ds:schemaRefs>
     <ds:schemaRef ds:uri="http://www.wps.cn/officeDocument/2013/wpsCustomData"/>
   </ds:schemaRefs>
 </ds:datastoreItem>
-</file>
-
-<file path=customXml/itemProps2.xml><?xml version="1.0" encoding="utf-8"?>
-<ds:datastoreItem xmlns:ds="http://schemas.openxmlformats.org/officeDocument/2006/customXml" ds:itemID="{335C0E28-4147-4C6F-B7FA-AFE4FAB2F5E9}">
-  <ds:schemaRefs>
-    <ds:schemaRef ds:uri="http://schemas.openxmlformats.org/officeDocument/2006/bibliography"/>
-  </ds:schemaRefs>
-</ds:datastoreItem>
 </file>
--- a/so_templates/S_O_TEMP.docx
+++ b/so_templates/S_O_TEMP.docx
@@ -37,7 +37,21 @@
         <w:rPr>
           <w:rFonts w:ascii="Bookman Old Style" w:hAnsi="Bookman Old Style"/>
         </w:rPr>
-        <w:t xml:space="preserve">               , s. 202</w:t>
+        <w:t xml:space="preserve">             </w:t>
+      </w:r>
+      <w:proofErr w:type="gramStart"/>
+      <w:r>
+        <w:rPr>
+          <w:rFonts w:ascii="Bookman Old Style" w:hAnsi="Bookman Old Style"/>
+        </w:rPr>
+        <w:t xml:space="preserve">  ,</w:t>
+      </w:r>
+      <w:proofErr w:type="gramEnd"/>
+      <w:r>
+        <w:rPr>
+          <w:rFonts w:ascii="Bookman Old Style" w:hAnsi="Bookman Old Style"/>
+        </w:rPr>
+        <w:t xml:space="preserve"> s. 202</w:t>
       </w:r>
       <w:r>
         <w:rPr>
@@ -107,7 +121,23 @@
           <w:rFonts w:ascii="Bookman Old Style" w:hAnsi="Bookman Old Style"/>
           <w:b/>
         </w:rPr>
-        <w:t>{{employee_full_name}}</w:t>
+        <w:t>{{</w:t>
+      </w:r>
+      <w:proofErr w:type="spellStart"/>
+      <w:r>
+        <w:rPr>
+          <w:rFonts w:ascii="Bookman Old Style" w:hAnsi="Bookman Old Style"/>
+          <w:b/>
+        </w:rPr>
+        <w:t>employee_full_name</w:t>
+      </w:r>
+      <w:proofErr w:type="spellEnd"/>
+      <w:r>
+        <w:rPr>
+          <w:rFonts w:ascii="Bookman Old Style" w:hAnsi="Bookman Old Style"/>
+          <w:b/>
+        </w:rPr>
+        <w:t>}}</w:t>
       </w:r>
     </w:p>
     <w:p>
@@ -122,7 +152,21 @@
         <w:rPr>
           <w:rFonts w:ascii="Bookman Old Style" w:hAnsi="Bookman Old Style"/>
         </w:rPr>
-        <w:t>{{employee_position}}</w:t>
+        <w:t>{{</w:t>
+      </w:r>
+      <w:proofErr w:type="spellStart"/>
+      <w:r>
+        <w:rPr>
+          <w:rFonts w:ascii="Bookman Old Style" w:hAnsi="Bookman Old Style"/>
+        </w:rPr>
+        <w:t>employee_position</w:t>
+      </w:r>
+      <w:proofErr w:type="spellEnd"/>
+      <w:r>
+        <w:rPr>
+          <w:rFonts w:ascii="Bookman Old Style" w:hAnsi="Bookman Old Style"/>
+        </w:rPr>
+        <w:t>}}</w:t>
       </w:r>
     </w:p>
     <w:p>
@@ -299,7 +343,21 @@
         <w:rPr>
           <w:rFonts w:ascii="Bookman Old Style" w:hAnsi="Bookman Old Style"/>
         </w:rPr>
-        <w:t>{{date_issued}}</w:t>
+        <w:t>{{</w:t>
+      </w:r>
+      <w:proofErr w:type="spellStart"/>
+      <w:r>
+        <w:rPr>
+          <w:rFonts w:ascii="Bookman Old Style" w:hAnsi="Bookman Old Style"/>
+        </w:rPr>
+        <w:t>date_issued</w:t>
+      </w:r>
+      <w:proofErr w:type="spellEnd"/>
+      <w:r>
+        <w:rPr>
+          <w:rFonts w:ascii="Bookman Old Style" w:hAnsi="Bookman Old Style"/>
+        </w:rPr>
+        <w:t>}}</w:t>
       </w:r>
     </w:p>
     <w:p>
@@ -527,7 +585,23 @@
           <w:rFonts w:ascii="Bookman Old Style" w:hAnsi="Bookman Old Style"/>
           <w:b/>
         </w:rPr>
-        <w:t>{{employee_full_name}}</w:t>
+        <w:t>{{</w:t>
+      </w:r>
+      <w:proofErr w:type="spellStart"/>
+      <w:r>
+        <w:rPr>
+          <w:rFonts w:ascii="Bookman Old Style" w:hAnsi="Bookman Old Style"/>
+          <w:b/>
+        </w:rPr>
+        <w:t>employee_full_name</w:t>
+      </w:r>
+      <w:proofErr w:type="spellEnd"/>
+      <w:r>
+        <w:rPr>
+          <w:rFonts w:ascii="Bookman Old Style" w:hAnsi="Bookman Old Style"/>
+          <w:b/>
+        </w:rPr>
+        <w:t>}}</w:t>
       </w:r>
     </w:p>
     <w:p>
@@ -628,6 +702,174 @@
           <w:szCs w:val="18"/>
         </w:rPr>
       </w:pPr>
+      <w:r>
+        <w:rPr>
+          <w:rFonts w:ascii="Bookman Old Style" w:hAnsi="Bookman Old Style"/>
+          <w:b/>
+          <w:noProof/>
+        </w:rPr>
+        <mc:AlternateContent>
+          <mc:Choice Requires="wps">
+            <w:drawing>
+              <wp:anchor distT="45720" distB="45720" distL="114300" distR="114300" simplePos="0" relativeHeight="251659264" behindDoc="1" locked="0" layoutInCell="1" allowOverlap="1" wp14:anchorId="5793D4C5" wp14:editId="0F49247E">
+                <wp:simplePos x="0" y="0"/>
+                <wp:positionH relativeFrom="margin">
+                  <wp:posOffset>1152525</wp:posOffset>
+                </wp:positionH>
+                <wp:positionV relativeFrom="paragraph">
+                  <wp:posOffset>6350</wp:posOffset>
+                </wp:positionV>
+                <wp:extent cx="1080000" cy="1080000"/>
+                <wp:effectExtent l="0" t="0" r="25400" b="25400"/>
+                <wp:wrapNone/>
+                <wp:docPr id="217" name="Text Box 2"/>
+                <wp:cNvGraphicFramePr>
+                  <a:graphicFrameLocks xmlns:a="http://schemas.openxmlformats.org/drawingml/2006/main"/>
+                </wp:cNvGraphicFramePr>
+                <a:graphic xmlns:a="http://schemas.openxmlformats.org/drawingml/2006/main">
+                  <a:graphicData uri="http://schemas.microsoft.com/office/word/2010/wordprocessingShape">
+                    <wps:wsp>
+                      <wps:cNvSpPr txBox="1">
+                        <a:spLocks noChangeArrowheads="1"/>
+                      </wps:cNvSpPr>
+                      <wps:spPr bwMode="auto">
+                        <a:xfrm>
+                          <a:off x="0" y="0"/>
+                          <a:ext cx="1080000" cy="1080000"/>
+                        </a:xfrm>
+                        <a:prstGeom prst="rect">
+                          <a:avLst/>
+                        </a:prstGeom>
+                        <a:solidFill>
+                          <a:srgbClr val="FFFFFF"/>
+                        </a:solidFill>
+                        <a:ln w="9525">
+                          <a:solidFill>
+                            <a:srgbClr val="000000"/>
+                          </a:solidFill>
+                          <a:miter lim="800000"/>
+                          <a:headEnd/>
+                          <a:tailEnd/>
+                        </a:ln>
+                      </wps:spPr>
+                      <wps:txbx>
+                        <w:txbxContent>
+                          <w:p>
+                            <w:pPr>
+                              <w:pStyle w:val="NoSpacing"/>
+                              <w:tabs>
+                                <w:tab w:val="left" w:pos="0"/>
+                              </w:tabs>
+                              <w:jc w:val="both"/>
+                              <w:rPr>
+                                <w:rFonts w:ascii="Bookman Old Style" w:hAnsi="Bookman Old Style"/>
+                                <w:sz w:val="20"/>
+                                <w:szCs w:val="20"/>
+                              </w:rPr>
+                            </w:pPr>
+                            <w:r>
+                              <w:rPr>
+                                <w:rFonts w:ascii="Bookman Old Style" w:hAnsi="Bookman Old Style"/>
+                                <w:sz w:val="20"/>
+                                <w:szCs w:val="20"/>
+                              </w:rPr>
+                              <w:t>{{</w:t>
+                            </w:r>
+                            <w:proofErr w:type="spellStart"/>
+                            <w:r>
+                              <w:rPr>
+                                <w:rFonts w:ascii="Bookman Old Style" w:hAnsi="Bookman Old Style"/>
+                                <w:sz w:val="20"/>
+                                <w:szCs w:val="20"/>
+                              </w:rPr>
+                              <w:t>qr_code</w:t>
+                            </w:r>
+                            <w:proofErr w:type="spellEnd"/>
+                            <w:r>
+                              <w:rPr>
+                                <w:rFonts w:ascii="Bookman Old Style" w:hAnsi="Bookman Old Style"/>
+                                <w:sz w:val="20"/>
+                                <w:szCs w:val="20"/>
+                              </w:rPr>
+                              <w:t>}}</w:t>
+                            </w:r>
+                          </w:p>
+                          <w:p/>
+                        </w:txbxContent>
+                      </wps:txbx>
+                      <wps:bodyPr rot="0" vert="horz" wrap="square" lIns="91440" tIns="45720" rIns="91440" bIns="45720" anchor="t" anchorCtr="0">
+                        <a:noAutofit/>
+                      </wps:bodyPr>
+                    </wps:wsp>
+                  </a:graphicData>
+                </a:graphic>
+                <wp14:sizeRelH relativeFrom="margin">
+                  <wp14:pctWidth>0</wp14:pctWidth>
+                </wp14:sizeRelH>
+                <wp14:sizeRelV relativeFrom="margin">
+                  <wp14:pctHeight>0</wp14:pctHeight>
+                </wp14:sizeRelV>
+              </wp:anchor>
+            </w:drawing>
+          </mc:Choice>
+          <mc:Fallback>
+            <w:pict>
+              <v:shapetype w14:anchorId="5793D4C5" id="_x0000_t202" coordsize="21600,21600" o:spt="202" path="m,l,21600r21600,l21600,xe">
+                <v:stroke joinstyle="miter"/>
+                <v:path gradientshapeok="t" o:connecttype="rect"/>
+              </v:shapetype>
+              <v:shape id="Text Box 2" o:spid="_x0000_s1026" type="#_x0000_t202" style="position:absolute;left:0;text-align:left;margin-left:90.75pt;margin-top:.5pt;width:85.05pt;height:85.05pt;z-index:-251657216;visibility:visible;mso-wrap-style:square;mso-width-percent:0;mso-height-percent:0;mso-wrap-distance-left:9pt;mso-wrap-distance-top:3.6pt;mso-wrap-distance-right:9pt;mso-wrap-distance-bottom:3.6pt;mso-position-horizontal:absolute;mso-position-horizontal-relative:margin;mso-position-vertical:absolute;mso-position-vertical-relative:text;mso-width-percent:0;mso-height-percent:0;mso-width-relative:margin;mso-height-relative:margin;v-text-anchor:top" o:gfxdata="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">
+                <v:textbox>
+                  <w:txbxContent>
+                    <w:p>
+                      <w:pPr>
+                        <w:pStyle w:val="NoSpacing"/>
+                        <w:tabs>
+                          <w:tab w:val="left" w:pos="0"/>
+                        </w:tabs>
+                        <w:jc w:val="both"/>
+                        <w:rPr>
+                          <w:rFonts w:ascii="Bookman Old Style" w:hAnsi="Bookman Old Style"/>
+                          <w:sz w:val="20"/>
+                          <w:szCs w:val="20"/>
+                        </w:rPr>
+                      </w:pPr>
+                      <w:r>
+                        <w:rPr>
+                          <w:rFonts w:ascii="Bookman Old Style" w:hAnsi="Bookman Old Style"/>
+                          <w:sz w:val="20"/>
+                          <w:szCs w:val="20"/>
+                        </w:rPr>
+                        <w:t>{{</w:t>
+                      </w:r>
+                      <w:proofErr w:type="spellStart"/>
+                      <w:r>
+                        <w:rPr>
+                          <w:rFonts w:ascii="Bookman Old Style" w:hAnsi="Bookman Old Style"/>
+                          <w:sz w:val="20"/>
+                          <w:szCs w:val="20"/>
+                        </w:rPr>
+                        <w:t>qr_code</w:t>
+                      </w:r>
+                      <w:proofErr w:type="spellEnd"/>
+                      <w:r>
+                        <w:rPr>
+                          <w:rFonts w:ascii="Bookman Old Style" w:hAnsi="Bookman Old Style"/>
+                          <w:sz w:val="20"/>
+                          <w:szCs w:val="20"/>
+                        </w:rPr>
+                        <w:t>}}</w:t>
+                      </w:r>
+                    </w:p>
+                    <w:p/>
+                  </w:txbxContent>
+                </v:textbox>
+                <w10:wrap anchorx="margin"/>
+              </v:shape>
+            </w:pict>
+          </mc:Fallback>
+        </mc:AlternateContent>
+      </w:r>
     </w:p>
     <w:p>
       <w:pPr>
@@ -824,28 +1066,6 @@
           <w:szCs w:val="20"/>
         </w:rPr>
       </w:pPr>
-    </w:p>
-    <w:p>
-      <w:pPr>
-        <w:pStyle w:val="NoSpacing"/>
-        <w:tabs>
-          <w:tab w:val="left" w:pos="0"/>
-        </w:tabs>
-        <w:jc w:val="both"/>
-        <w:rPr>
-          <w:rFonts w:ascii="Bookman Old Style" w:hAnsi="Bookman Old Style"/>
-          <w:sz w:val="20"/>
-          <w:szCs w:val="20"/>
-        </w:rPr>
-      </w:pPr>
-      <w:r>
-        <w:rPr>
-          <w:rFonts w:ascii="Bookman Old Style" w:hAnsi="Bookman Old Style"/>
-          <w:sz w:val="20"/>
-          <w:szCs w:val="20"/>
-        </w:rPr>
-        <w:t>{{qr_code}}</w:t>
-      </w:r>
     </w:p>
     <w:sectPr>
       <w:headerReference w:type="even" r:id="rId9"/>
@@ -1096,7 +1316,7 @@
               <v:stroke joinstyle="miter"/>
               <v:path gradientshapeok="t" o:connecttype="rect"/>
             </v:shapetype>
-            <v:shape id="Text Box 1" o:spid="_x0000_s1026" type="#_x0000_t202" style="position:absolute;margin-left:392.55pt;margin-top:7.8pt;width:64.8pt;height:19.2pt;z-index:251654656;visibility:visible;mso-wrap-style:square;mso-wrap-distance-left:9pt;mso-wrap-distance-top:3.6pt;mso-wrap-distance-right:9pt;mso-wrap-distance-bottom:3.6pt;mso-position-horizontal:absolute;mso-position-horizontal-relative:margin;mso-position-vertical:absolute;mso-position-vertical-relative:text;v-text-anchor:top" o:gfxdata="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" stroked="f">
+            <v:shape id="Text Box 1" o:spid="_x0000_s1027" type="#_x0000_t202" style="position:absolute;margin-left:392.55pt;margin-top:7.8pt;width:64.8pt;height:19.2pt;z-index:251654656;visibility:visible;mso-wrap-style:square;mso-wrap-distance-left:9pt;mso-wrap-distance-top:3.6pt;mso-wrap-distance-right:9pt;mso-wrap-distance-bottom:3.6pt;mso-position-horizontal:absolute;mso-position-horizontal-relative:margin;mso-position-vertical:absolute;mso-position-vertical-relative:text;v-text-anchor:top" o:gfxdata="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" stroked="f">
               <v:textbox>
                 <w:txbxContent>
                   <w:p>
@@ -1625,7 +1845,7 @@
               <v:stroke joinstyle="miter"/>
               <v:path gradientshapeok="t" o:connecttype="rect"/>
             </v:shapetype>
-            <v:shape id="Text Box 3" o:spid="_x0000_s1027" type="#_x0000_t202" style="position:absolute;margin-left:393.6pt;margin-top:1.5pt;width:61.2pt;height:20.5pt;z-index:251655680;visibility:visible;mso-wrap-style:square;mso-wrap-distance-left:9pt;mso-wrap-distance-top:3.6pt;mso-wrap-distance-right:9pt;mso-wrap-distance-bottom:3.6pt;mso-position-horizontal:absolute;mso-position-horizontal-relative:margin;mso-position-vertical:absolute;mso-position-vertical-relative:text;v-text-anchor:top" o:gfxdata="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" filled="f" stroked="f">
+            <v:shape id="Text Box 3" o:spid="_x0000_s1028" type="#_x0000_t202" style="position:absolute;margin-left:393.6pt;margin-top:1.5pt;width:61.2pt;height:20.5pt;z-index:251655680;visibility:visible;mso-wrap-style:square;mso-wrap-distance-left:9pt;mso-wrap-distance-top:3.6pt;mso-wrap-distance-right:9pt;mso-wrap-distance-bottom:3.6pt;mso-position-horizontal:absolute;mso-position-horizontal-relative:margin;mso-position-vertical:absolute;mso-position-vertical-relative:text;v-text-anchor:top" o:gfxdata="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" filled="f" stroked="f">
               <v:textbox>
                 <w:txbxContent>
                   <w:p>
@@ -1858,7 +2078,7 @@
         </mc:Choice>
         <mc:Fallback>
           <w:pict>
-            <v:shape w14:anchorId="3A84B7C2" id="_x0000_s1028" type="#_x0000_t202" style="position:absolute;margin-left:393.6pt;margin-top:1.5pt;width:61.2pt;height:20.5pt;z-index:251656704;visibility:visible;mso-wrap-style:square;mso-wrap-distance-left:9pt;mso-wrap-distance-top:3.6pt;mso-wrap-distance-right:9pt;mso-wrap-distance-bottom:3.6pt;mso-position-horizontal:absolute;mso-position-horizontal-relative:margin;mso-position-vertical:absolute;mso-position-vertical-relative:text;v-text-anchor:top" o:gfxdata="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" filled="f" stroked="f">
+            <v:shape w14:anchorId="3A84B7C2" id="_x0000_s1029" type="#_x0000_t202" style="position:absolute;margin-left:393.6pt;margin-top:1.5pt;width:61.2pt;height:20.5pt;z-index:251656704;visibility:visible;mso-wrap-style:square;mso-wrap-distance-left:9pt;mso-wrap-distance-top:3.6pt;mso-wrap-distance-right:9pt;mso-wrap-distance-bottom:3.6pt;mso-position-horizontal:absolute;mso-position-horizontal-relative:margin;mso-position-vertical:absolute;mso-position-vertical-relative:text;v-text-anchor:top" o:gfxdata="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" filled="f" stroked="f">
               <v:textbox>
                 <w:txbxContent>
                   <w:p>
@@ -2809,6 +3029,7 @@
   <w:style w:type="character" w:default="1" w:styleId="DefaultParagraphFont">
     <w:name w:val="Default Paragraph Font"/>
     <w:uiPriority w:val="1"/>
+    <w:semiHidden/>
     <w:unhideWhenUsed/>
   </w:style>
   <w:style w:type="table" w:default="1" w:styleId="TableNormal">
@@ -3260,10 +3481,6 @@
 </file>
 
 <file path=customXml/item1.xml><?xml version="1.0" encoding="utf-8"?>
-<b:Sources xmlns:b="http://schemas.openxmlformats.org/officeDocument/2006/bibliography" xmlns="http://schemas.openxmlformats.org/officeDocument/2006/bibliography" SelectedStyle="\APASixthEditionOfficeOnline.xsl" StyleName="APA" Version="6"/>
-</file>
-
-<file path=customXml/item2.xml><?xml version="1.0" encoding="utf-8"?>
 <s:customData xmlns="http://www.wps.cn/officeDocument/2013/wpsCustomData" xmlns:s="http://www.wps.cn/officeDocument/2013/wpsCustomData">
   <customSectProps/>
   <customShpExts>
@@ -3272,18 +3489,22 @@
 </s:customData>
 </file>
 
+<file path=customXml/item2.xml><?xml version="1.0" encoding="utf-8"?>
+<b:Sources xmlns:b="http://schemas.openxmlformats.org/officeDocument/2006/bibliography" xmlns="http://schemas.openxmlformats.org/officeDocument/2006/bibliography" SelectedStyle="\APASixthEditionOfficeOnline.xsl" StyleName="APA" Version="6"/>
+</file>
+
 <file path=customXml/itemProps1.xml><?xml version="1.0" encoding="utf-8"?>
+<ds:datastoreItem xmlns:ds="http://schemas.openxmlformats.org/officeDocument/2006/customXml" ds:itemID="{B1977F7D-205B-4081-913C-38D41E755F92}">
+  <ds:schemaRefs>
+    <ds:schemaRef ds:uri="http://www.wps.cn/officeDocument/2013/wpsCustomData"/>
+  </ds:schemaRefs>
+</ds:datastoreItem>
+</file>
+
+<file path=customXml/itemProps2.xml><?xml version="1.0" encoding="utf-8"?>
 <ds:datastoreItem xmlns:ds="http://schemas.openxmlformats.org/officeDocument/2006/customXml" ds:itemID="{335C0E28-4147-4C6F-B7FA-AFE4FAB2F5E9}">
   <ds:schemaRefs>
     <ds:schemaRef ds:uri="http://schemas.openxmlformats.org/officeDocument/2006/bibliography"/>
   </ds:schemaRefs>
 </ds:datastoreItem>
-</file>
-
-<file path=customXml/itemProps2.xml><?xml version="1.0" encoding="utf-8"?>
-<ds:datastoreItem xmlns:ds="http://schemas.openxmlformats.org/officeDocument/2006/customXml" ds:itemID="{B1977F7D-205B-4081-913C-38D41E755F92}">
-  <ds:schemaRefs>
-    <ds:schemaRef ds:uri="http://www.wps.cn/officeDocument/2013/wpsCustomData"/>
-  </ds:schemaRefs>
-</ds:datastoreItem>
 </file>
--- a/so_templates/S_O_TEMP.docx
+++ b/so_templates/S_O_TEMP.docx
@@ -711,7 +711,7 @@
         <mc:AlternateContent>
           <mc:Choice Requires="wps">
             <w:drawing>
-              <wp:anchor distT="45720" distB="45720" distL="114300" distR="114300" simplePos="0" relativeHeight="251659264" behindDoc="1" locked="0" layoutInCell="1" allowOverlap="1" wp14:anchorId="5793D4C5" wp14:editId="0F49247E">
+              <wp:anchor distT="45720" distB="45720" distL="114300" distR="114300" simplePos="0" relativeHeight="251659264" behindDoc="1" locked="0" layoutInCell="1" allowOverlap="1" wp14:anchorId="5793D4C5" wp14:editId="58CA0C5C">
                 <wp:simplePos x="0" y="0"/>
                 <wp:positionH relativeFrom="margin">
                   <wp:posOffset>1152525</wp:posOffset>
@@ -740,9 +740,7 @@
                         <a:prstGeom prst="rect">
                           <a:avLst/>
                         </a:prstGeom>
-                        <a:solidFill>
-                          <a:srgbClr val="FFFFFF"/>
-                        </a:solidFill>
+                        <a:noFill/>
                         <a:ln w="9525">
                           <a:solidFill>
                             <a:srgbClr val="000000"/>
@@ -818,7 +816,7 @@
                 <v:stroke joinstyle="miter"/>
                 <v:path gradientshapeok="t" o:connecttype="rect"/>
               </v:shapetype>
-              <v:shape id="Text Box 2" o:spid="_x0000_s1026" type="#_x0000_t202" style="position:absolute;left:0;text-align:left;margin-left:90.75pt;margin-top:.5pt;width:85.05pt;height:85.05pt;z-index:-251657216;visibility:visible;mso-wrap-style:square;mso-width-percent:0;mso-height-percent:0;mso-wrap-distance-left:9pt;mso-wrap-distance-top:3.6pt;mso-wrap-distance-right:9pt;mso-wrap-distance-bottom:3.6pt;mso-position-horizontal:absolute;mso-position-horizontal-relative:margin;mso-position-vertical:absolute;mso-position-vertical-relative:text;mso-width-percent:0;mso-height-percent:0;mso-width-relative:margin;mso-height-relative:margin;v-text-anchor:top" o:gfxdata="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">
+              <v:shape id="Text Box 2" o:spid="_x0000_s1026" type="#_x0000_t202" style="position:absolute;left:0;text-align:left;margin-left:90.75pt;margin-top:.5pt;width:85.05pt;height:85.05pt;z-index:-251657216;visibility:visible;mso-wrap-style:square;mso-width-percent:0;mso-height-percent:0;mso-wrap-distance-left:9pt;mso-wrap-distance-top:3.6pt;mso-wrap-distance-right:9pt;mso-wrap-distance-bottom:3.6pt;mso-position-horizontal:absolute;mso-position-horizontal-relative:margin;mso-position-vertical:absolute;mso-position-vertical-relative:text;mso-width-percent:0;mso-height-percent:0;mso-width-relative:margin;mso-height-relative:margin;v-text-anchor:top" o:gfxdata="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" filled="f">
                 <v:textbox>
                   <w:txbxContent>
                     <w:p>

--- a/so_templates/S_O_TEMP.docx
+++ b/so_templates/S_O_TEMP.docx
@@ -702,6 +702,20 @@
           <w:szCs w:val="18"/>
         </w:rPr>
       </w:pPr>
+    </w:p>
+    <w:p>
+      <w:pPr>
+        <w:pStyle w:val="NoSpacing"/>
+        <w:tabs>
+          <w:tab w:val="left" w:pos="0"/>
+        </w:tabs>
+        <w:jc w:val="both"/>
+        <w:rPr>
+          <w:rFonts w:ascii="Bookman Old Style" w:hAnsi="Bookman Old Style"/>
+          <w:sz w:val="10"/>
+          <w:szCs w:val="10"/>
+        </w:rPr>
+      </w:pPr>
       <w:r>
         <w:rPr>
           <w:rFonts w:ascii="Bookman Old Style" w:hAnsi="Bookman Old Style"/>
@@ -711,16 +725,16 @@
         <mc:AlternateContent>
           <mc:Choice Requires="wps">
             <w:drawing>
-              <wp:anchor distT="45720" distB="45720" distL="114300" distR="114300" simplePos="0" relativeHeight="251659264" behindDoc="1" locked="0" layoutInCell="1" allowOverlap="1" wp14:anchorId="5793D4C5" wp14:editId="58CA0C5C">
+              <wp:anchor distT="45720" distB="45720" distL="114300" distR="114300" simplePos="0" relativeHeight="251659264" behindDoc="1" locked="0" layoutInCell="1" allowOverlap="1" wp14:anchorId="5793D4C5" wp14:editId="6FC575DC">
                 <wp:simplePos x="0" y="0"/>
                 <wp:positionH relativeFrom="margin">
-                  <wp:posOffset>1152525</wp:posOffset>
+                  <wp:posOffset>1104900</wp:posOffset>
                 </wp:positionH>
                 <wp:positionV relativeFrom="paragraph">
-                  <wp:posOffset>6350</wp:posOffset>
+                  <wp:posOffset>5715</wp:posOffset>
                 </wp:positionV>
                 <wp:extent cx="1080000" cy="1080000"/>
-                <wp:effectExtent l="0" t="0" r="25400" b="25400"/>
+                <wp:effectExtent l="0" t="0" r="0" b="6350"/>
                 <wp:wrapNone/>
                 <wp:docPr id="217" name="Text Box 2"/>
                 <wp:cNvGraphicFramePr>
@@ -742,9 +756,7 @@
                         </a:prstGeom>
                         <a:noFill/>
                         <a:ln w="9525">
-                          <a:solidFill>
-                            <a:srgbClr val="000000"/>
-                          </a:solidFill>
+                          <a:noFill/>
                           <a:miter lim="800000"/>
                           <a:headEnd/>
                           <a:tailEnd/>
@@ -816,7 +828,7 @@
                 <v:stroke joinstyle="miter"/>
                 <v:path gradientshapeok="t" o:connecttype="rect"/>
               </v:shapetype>
-              <v:shape id="Text Box 2" o:spid="_x0000_s1026" type="#_x0000_t202" style="position:absolute;left:0;text-align:left;margin-left:90.75pt;margin-top:.5pt;width:85.05pt;height:85.05pt;z-index:-251657216;visibility:visible;mso-wrap-style:square;mso-width-percent:0;mso-height-percent:0;mso-wrap-distance-left:9pt;mso-wrap-distance-top:3.6pt;mso-wrap-distance-right:9pt;mso-wrap-distance-bottom:3.6pt;mso-position-horizontal:absolute;mso-position-horizontal-relative:margin;mso-position-vertical:absolute;mso-position-vertical-relative:text;mso-width-percent:0;mso-height-percent:0;mso-width-relative:margin;mso-height-relative:margin;v-text-anchor:top" o:gfxdata="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" filled="f">
+              <v:shape id="Text Box 2" o:spid="_x0000_s1026" type="#_x0000_t202" style="position:absolute;left:0;text-align:left;margin-left:87pt;margin-top:.45pt;width:85.05pt;height:85.05pt;z-index:-251657216;visibility:visible;mso-wrap-style:square;mso-width-percent:0;mso-height-percent:0;mso-wrap-distance-left:9pt;mso-wrap-distance-top:3.6pt;mso-wrap-distance-right:9pt;mso-wrap-distance-bottom:3.6pt;mso-position-horizontal:absolute;mso-position-horizontal-relative:margin;mso-position-vertical:absolute;mso-position-vertical-relative:text;mso-width-percent:0;mso-height-percent:0;mso-width-relative:margin;mso-height-relative:margin;v-text-anchor:top" o:gfxdata="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" filled="f" stroked="f">
                 <v:textbox>
                   <w:txbxContent>
                     <w:p>
@@ -868,20 +880,6 @@
           </mc:Fallback>
         </mc:AlternateContent>
       </w:r>
-    </w:p>
-    <w:p>
-      <w:pPr>
-        <w:pStyle w:val="NoSpacing"/>
-        <w:tabs>
-          <w:tab w:val="left" w:pos="0"/>
-        </w:tabs>
-        <w:jc w:val="both"/>
-        <w:rPr>
-          <w:rFonts w:ascii="Bookman Old Style" w:hAnsi="Bookman Old Style"/>
-          <w:sz w:val="10"/>
-          <w:szCs w:val="10"/>
-        </w:rPr>
-      </w:pPr>
       <w:r>
         <w:rPr>
           <w:rFonts w:ascii="Bookman Old Style" w:hAnsi="Bookman Old Style"/>

--- a/so_templates/S_O_TEMP.docx
+++ b/so_templates/S_O_TEMP.docx
@@ -375,15 +375,6 @@
         </w:rPr>
         <w:t>__________________________________________________________________________________</w:t>
       </w:r>
-    </w:p>
-    <w:p>
-      <w:pPr>
-        <w:pStyle w:val="NoSpacing"/>
-        <w:rPr>
-          <w:rFonts w:ascii="Bookman Old Style" w:hAnsi="Bookman Old Style"/>
-          <w:b/>
-        </w:rPr>
-      </w:pPr>
     </w:p>
     <w:p>
       <w:pPr>

--- a/so_templates/S_O_TEMP.docx
+++ b/so_templates/S_O_TEMP.docx
@@ -677,6 +677,118 @@
         <w:rPr>
           <w:rFonts w:ascii="Bookman Old Style" w:hAnsi="Bookman Old Style"/>
           <w:b/>
+        </w:rPr>
+      </w:pPr>
+    </w:p>
+    <w:p>
+      <w:pPr>
+        <w:pStyle w:val="NoSpacing"/>
+        <w:tabs>
+          <w:tab w:val="left" w:pos="0"/>
+        </w:tabs>
+        <w:jc w:val="both"/>
+        <w:rPr>
+          <w:rFonts w:ascii="Bookman Old Style" w:hAnsi="Bookman Old Style"/>
+          <w:sz w:val="18"/>
+          <w:szCs w:val="18"/>
+        </w:rPr>
+      </w:pPr>
+    </w:p>
+    <w:p>
+      <w:pPr>
+        <w:pStyle w:val="NoSpacing"/>
+        <w:tabs>
+          <w:tab w:val="left" w:pos="0"/>
+        </w:tabs>
+        <w:jc w:val="both"/>
+        <w:rPr>
+          <w:rFonts w:ascii="Bookman Old Style" w:hAnsi="Bookman Old Style"/>
+          <w:sz w:val="18"/>
+          <w:szCs w:val="18"/>
+        </w:rPr>
+      </w:pPr>
+    </w:p>
+    <w:p>
+      <w:pPr>
+        <w:pStyle w:val="NoSpacing"/>
+        <w:tabs>
+          <w:tab w:val="left" w:pos="0"/>
+        </w:tabs>
+        <w:jc w:val="both"/>
+        <w:rPr>
+          <w:rFonts w:ascii="Bookman Old Style" w:hAnsi="Bookman Old Style"/>
+          <w:sz w:val="18"/>
+          <w:szCs w:val="18"/>
+        </w:rPr>
+      </w:pPr>
+    </w:p>
+    <w:p>
+      <w:pPr>
+        <w:pStyle w:val="NoSpacing"/>
+        <w:tabs>
+          <w:tab w:val="left" w:pos="0"/>
+        </w:tabs>
+        <w:jc w:val="both"/>
+        <w:rPr>
+          <w:rFonts w:ascii="Bookman Old Style" w:hAnsi="Bookman Old Style"/>
+          <w:sz w:val="18"/>
+          <w:szCs w:val="18"/>
+        </w:rPr>
+      </w:pPr>
+    </w:p>
+    <w:p>
+      <w:pPr>
+        <w:pStyle w:val="NoSpacing"/>
+        <w:tabs>
+          <w:tab w:val="left" w:pos="0"/>
+        </w:tabs>
+        <w:jc w:val="both"/>
+        <w:rPr>
+          <w:rFonts w:ascii="Bookman Old Style" w:hAnsi="Bookman Old Style"/>
+          <w:sz w:val="18"/>
+          <w:szCs w:val="18"/>
+        </w:rPr>
+      </w:pPr>
+    </w:p>
+    <w:p>
+      <w:pPr>
+        <w:pStyle w:val="NoSpacing"/>
+        <w:tabs>
+          <w:tab w:val="left" w:pos="0"/>
+        </w:tabs>
+        <w:jc w:val="both"/>
+        <w:rPr>
+          <w:rFonts w:ascii="Bookman Old Style" w:hAnsi="Bookman Old Style"/>
+          <w:sz w:val="18"/>
+          <w:szCs w:val="18"/>
+        </w:rPr>
+      </w:pPr>
+    </w:p>
+    <w:p>
+      <w:pPr>
+        <w:pStyle w:val="NoSpacing"/>
+        <w:tabs>
+          <w:tab w:val="left" w:pos="0"/>
+        </w:tabs>
+        <w:jc w:val="both"/>
+        <w:rPr>
+          <w:rFonts w:ascii="Bookman Old Style" w:hAnsi="Bookman Old Style"/>
+          <w:sz w:val="18"/>
+          <w:szCs w:val="18"/>
+        </w:rPr>
+      </w:pPr>
+    </w:p>
+    <w:p>
+      <w:pPr>
+        <w:pStyle w:val="NoSpacing"/>
+        <w:tabs>
+          <w:tab w:val="left" w:pos="0"/>
+        </w:tabs>
+        <w:jc w:val="both"/>
+        <w:rPr>
+          <w:rFonts w:ascii="Bookman Old Style" w:hAnsi="Bookman Old Style"/>
+          <w:sz w:val="18"/>
+          <w:szCs w:val="18"/>
         </w:rPr>
       </w:pPr>
     </w:p>
@@ -3468,6 +3580,10 @@
 </file>
 
 <file path=customXml/item1.xml><?xml version="1.0" encoding="utf-8"?>
+<b:Sources xmlns:b="http://schemas.openxmlformats.org/officeDocument/2006/bibliography" xmlns="http://schemas.openxmlformats.org/officeDocument/2006/bibliography" SelectedStyle="\APASixthEditionOfficeOnline.xsl" StyleName="APA" Version="6"/>
+</file>
+
+<file path=customXml/item2.xml><?xml version="1.0" encoding="utf-8"?>
 <s:customData xmlns="http://www.wps.cn/officeDocument/2013/wpsCustomData" xmlns:s="http://www.wps.cn/officeDocument/2013/wpsCustomData">
   <customSectProps/>
   <customShpExts>
@@ -3476,22 +3592,18 @@
 </s:customData>
 </file>
 
-<file path=customXml/item2.xml><?xml version="1.0" encoding="utf-8"?>
-<b:Sources xmlns:b="http://schemas.openxmlformats.org/officeDocument/2006/bibliography" xmlns="http://schemas.openxmlformats.org/officeDocument/2006/bibliography" SelectedStyle="\APASixthEditionOfficeOnline.xsl" StyleName="APA" Version="6"/>
+<file path=customXml/itemProps1.xml><?xml version="1.0" encoding="utf-8"?>
+<ds:datastoreItem xmlns:ds="http://schemas.openxmlformats.org/officeDocument/2006/customXml" ds:itemID="{335C0E28-4147-4C6F-B7FA-AFE4FAB2F5E9}">
+  <ds:schemaRefs>
+    <ds:schemaRef ds:uri="http://schemas.openxmlformats.org/officeDocument/2006/bibliography"/>
+  </ds:schemaRefs>
+</ds:datastoreItem>
 </file>
 
-<file path=customXml/itemProps1.xml><?xml version="1.0" encoding="utf-8"?>
+<file path=customXml/itemProps2.xml><?xml version="1.0" encoding="utf-8"?>
 <ds:datastoreItem xmlns:ds="http://schemas.openxmlformats.org/officeDocument/2006/customXml" ds:itemID="{B1977F7D-205B-4081-913C-38D41E755F92}">
   <ds:schemaRefs>
     <ds:schemaRef ds:uri="http://www.wps.cn/officeDocument/2013/wpsCustomData"/>
   </ds:schemaRefs>
 </ds:datastoreItem>
-</file>
-
-<file path=customXml/itemProps2.xml><?xml version="1.0" encoding="utf-8"?>
-<ds:datastoreItem xmlns:ds="http://schemas.openxmlformats.org/officeDocument/2006/customXml" ds:itemID="{335C0E28-4147-4C6F-B7FA-AFE4FAB2F5E9}">
-  <ds:schemaRefs>
-    <ds:schemaRef ds:uri="http://schemas.openxmlformats.org/officeDocument/2006/bibliography"/>
-  </ds:schemaRefs>
-</ds:datastoreItem>
 </file>
--- a/so_templates/S_O_TEMP.docx
+++ b/so_templates/S_O_TEMP.docx
@@ -37,21 +37,7 @@
         <w:rPr>
           <w:rFonts w:ascii="Bookman Old Style" w:hAnsi="Bookman Old Style"/>
         </w:rPr>
-        <w:t xml:space="preserve">             </w:t>
-      </w:r>
-      <w:proofErr w:type="gramStart"/>
-      <w:r>
-        <w:rPr>
-          <w:rFonts w:ascii="Bookman Old Style" w:hAnsi="Bookman Old Style"/>
-        </w:rPr>
-        <w:t xml:space="preserve">  ,</w:t>
-      </w:r>
-      <w:proofErr w:type="gramEnd"/>
-      <w:r>
-        <w:rPr>
-          <w:rFonts w:ascii="Bookman Old Style" w:hAnsi="Bookman Old Style"/>
-        </w:rPr>
-        <w:t xml:space="preserve"> s. 202</w:t>
+        <w:t xml:space="preserve">               , s. 202</w:t>
       </w:r>
       <w:r>
         <w:rPr>
@@ -569,7 +555,7 @@
           <w:rFonts w:ascii="Bookman Old Style" w:hAnsi="Bookman Old Style"/>
           <w:b/>
         </w:rPr>
-        <w:t xml:space="preserve">       </w:t>
+        <w:t xml:space="preserve">      </w:t>
       </w:r>
       <w:r>
         <w:rPr>
@@ -1141,30 +1127,26 @@
           <w:sz w:val="20"/>
           <w:szCs w:val="20"/>
         </w:rPr>
-        <w:t>OSDS-PU-</w:t>
-      </w:r>
+        <w:t>{{</w:t>
+      </w:r>
+      <w:proofErr w:type="spellStart"/>
       <w:r>
         <w:rPr>
           <w:rFonts w:ascii="Bookman Old Style" w:hAnsi="Bookman Old Style"/>
           <w:sz w:val="20"/>
           <w:szCs w:val="20"/>
         </w:rPr>
-        <w:t>JPSA</w:t>
-      </w:r>
-    </w:p>
-    <w:p>
-      <w:pPr>
-        <w:pStyle w:val="NoSpacing"/>
-        <w:tabs>
-          <w:tab w:val="left" w:pos="0"/>
-        </w:tabs>
-        <w:jc w:val="both"/>
+        <w:t>reference_code</w:t>
+      </w:r>
+      <w:proofErr w:type="spellEnd"/>
+      <w:r>
         <w:rPr>
           <w:rFonts w:ascii="Bookman Old Style" w:hAnsi="Bookman Old Style"/>
           <w:sz w:val="20"/>
           <w:szCs w:val="20"/>
         </w:rPr>
-      </w:pPr>
+        <w:t>}}</w:t>
+      </w:r>
     </w:p>
     <w:sectPr>
       <w:headerReference w:type="even" r:id="rId9"/>
@@ -3128,7 +3110,6 @@
   <w:style w:type="character" w:default="1" w:styleId="DefaultParagraphFont">
     <w:name w:val="Default Paragraph Font"/>
     <w:uiPriority w:val="1"/>
-    <w:semiHidden/>
     <w:unhideWhenUsed/>
   </w:style>
   <w:style w:type="table" w:default="1" w:styleId="TableNormal">

--- a/so_templates/S_O_TEMP.docx
+++ b/so_templates/S_O_TEMP.docx
@@ -37,7 +37,21 @@
         <w:rPr>
           <w:rFonts w:ascii="Bookman Old Style" w:hAnsi="Bookman Old Style"/>
         </w:rPr>
-        <w:t xml:space="preserve">               , s. 202</w:t>
+        <w:t xml:space="preserve">             </w:t>
+      </w:r>
+      <w:proofErr w:type="gramStart"/>
+      <w:r>
+        <w:rPr>
+          <w:rFonts w:ascii="Bookman Old Style" w:hAnsi="Bookman Old Style"/>
+        </w:rPr>
+        <w:t xml:space="preserve">  ,</w:t>
+      </w:r>
+      <w:proofErr w:type="gramEnd"/>
+      <w:r>
+        <w:rPr>
+          <w:rFonts w:ascii="Bookman Old Style" w:hAnsi="Bookman Old Style"/>
+        </w:rPr>
+        <w:t xml:space="preserve"> s. 202</w:t>
       </w:r>
       <w:r>
         <w:rPr>
@@ -583,78 +597,6 @@
     </w:p>
     <w:p>
       <w:pPr>
-        <w:spacing w:after="0"/>
-        <w:rPr>
-          <w:rFonts w:ascii="Bookman Old Style" w:hAnsi="Bookman Old Style"/>
-          <w:lang w:val="en"/>
-        </w:rPr>
-      </w:pPr>
-    </w:p>
-    <w:p>
-      <w:pPr>
-        <w:spacing w:after="0"/>
-        <w:rPr>
-          <w:rFonts w:ascii="Bookman Old Style" w:hAnsi="Bookman Old Style"/>
-          <w:b/>
-        </w:rPr>
-      </w:pPr>
-    </w:p>
-    <w:p>
-      <w:pPr>
-        <w:spacing w:after="0"/>
-        <w:rPr>
-          <w:rFonts w:ascii="Bookman Old Style" w:hAnsi="Bookman Old Style"/>
-          <w:b/>
-        </w:rPr>
-      </w:pPr>
-    </w:p>
-    <w:p>
-      <w:pPr>
-        <w:spacing w:after="0"/>
-        <w:rPr>
-          <w:rFonts w:ascii="Bookman Old Style" w:hAnsi="Bookman Old Style"/>
-          <w:b/>
-        </w:rPr>
-      </w:pPr>
-    </w:p>
-    <w:p>
-      <w:pPr>
-        <w:spacing w:after="0"/>
-        <w:rPr>
-          <w:rFonts w:ascii="Bookman Old Style" w:hAnsi="Bookman Old Style"/>
-          <w:b/>
-        </w:rPr>
-      </w:pPr>
-    </w:p>
-    <w:p>
-      <w:pPr>
-        <w:spacing w:after="0"/>
-        <w:rPr>
-          <w:rFonts w:ascii="Bookman Old Style" w:hAnsi="Bookman Old Style"/>
-          <w:b/>
-        </w:rPr>
-      </w:pPr>
-    </w:p>
-    <w:p>
-      <w:pPr>
-        <w:spacing w:after="0"/>
-        <w:rPr>
-          <w:rFonts w:ascii="Bookman Old Style" w:hAnsi="Bookman Old Style"/>
-          <w:b/>
-        </w:rPr>
-      </w:pPr>
-    </w:p>
-    <w:p>
-      <w:pPr>
-        <w:spacing w:after="0"/>
-        <w:rPr>
-          <w:rFonts w:ascii="Bookman Old Style" w:hAnsi="Bookman Old Style"/>
-          <w:b/>
-        </w:rPr>
-      </w:pPr>
-    </w:p>
-    <w:p>
-      <w:pPr>
         <w:pStyle w:val="NoSpacing"/>
         <w:tabs>
           <w:tab w:val="left" w:pos="0"/>
@@ -662,7 +604,8 @@
         <w:jc w:val="both"/>
         <w:rPr>
           <w:rFonts w:ascii="Bookman Old Style" w:hAnsi="Bookman Old Style"/>
-          <w:b/>
+          <w:sz w:val="18"/>
+          <w:szCs w:val="18"/>
         </w:rPr>
       </w:pPr>
     </w:p>
@@ -703,104 +646,6 @@
         <w:jc w:val="both"/>
         <w:rPr>
           <w:rFonts w:ascii="Bookman Old Style" w:hAnsi="Bookman Old Style"/>
-          <w:sz w:val="18"/>
-          <w:szCs w:val="18"/>
-        </w:rPr>
-      </w:pPr>
-    </w:p>
-    <w:p>
-      <w:pPr>
-        <w:pStyle w:val="NoSpacing"/>
-        <w:tabs>
-          <w:tab w:val="left" w:pos="0"/>
-        </w:tabs>
-        <w:jc w:val="both"/>
-        <w:rPr>
-          <w:rFonts w:ascii="Bookman Old Style" w:hAnsi="Bookman Old Style"/>
-          <w:sz w:val="18"/>
-          <w:szCs w:val="18"/>
-        </w:rPr>
-      </w:pPr>
-    </w:p>
-    <w:p>
-      <w:pPr>
-        <w:pStyle w:val="NoSpacing"/>
-        <w:tabs>
-          <w:tab w:val="left" w:pos="0"/>
-        </w:tabs>
-        <w:jc w:val="both"/>
-        <w:rPr>
-          <w:rFonts w:ascii="Bookman Old Style" w:hAnsi="Bookman Old Style"/>
-          <w:sz w:val="18"/>
-          <w:szCs w:val="18"/>
-        </w:rPr>
-      </w:pPr>
-    </w:p>
-    <w:p>
-      <w:pPr>
-        <w:pStyle w:val="NoSpacing"/>
-        <w:tabs>
-          <w:tab w:val="left" w:pos="0"/>
-        </w:tabs>
-        <w:jc w:val="both"/>
-        <w:rPr>
-          <w:rFonts w:ascii="Bookman Old Style" w:hAnsi="Bookman Old Style"/>
-          <w:sz w:val="18"/>
-          <w:szCs w:val="18"/>
-        </w:rPr>
-      </w:pPr>
-    </w:p>
-    <w:p>
-      <w:pPr>
-        <w:pStyle w:val="NoSpacing"/>
-        <w:tabs>
-          <w:tab w:val="left" w:pos="0"/>
-        </w:tabs>
-        <w:jc w:val="both"/>
-        <w:rPr>
-          <w:rFonts w:ascii="Bookman Old Style" w:hAnsi="Bookman Old Style"/>
-          <w:sz w:val="18"/>
-          <w:szCs w:val="18"/>
-        </w:rPr>
-      </w:pPr>
-    </w:p>
-    <w:p>
-      <w:pPr>
-        <w:pStyle w:val="NoSpacing"/>
-        <w:tabs>
-          <w:tab w:val="left" w:pos="0"/>
-        </w:tabs>
-        <w:jc w:val="both"/>
-        <w:rPr>
-          <w:rFonts w:ascii="Bookman Old Style" w:hAnsi="Bookman Old Style"/>
-          <w:sz w:val="18"/>
-          <w:szCs w:val="18"/>
-        </w:rPr>
-      </w:pPr>
-    </w:p>
-    <w:p>
-      <w:pPr>
-        <w:pStyle w:val="NoSpacing"/>
-        <w:tabs>
-          <w:tab w:val="left" w:pos="0"/>
-        </w:tabs>
-        <w:jc w:val="both"/>
-        <w:rPr>
-          <w:rFonts w:ascii="Bookman Old Style" w:hAnsi="Bookman Old Style"/>
-          <w:sz w:val="18"/>
-          <w:szCs w:val="18"/>
-        </w:rPr>
-      </w:pPr>
-    </w:p>
-    <w:p>
-      <w:pPr>
-        <w:pStyle w:val="NoSpacing"/>
-        <w:tabs>
-          <w:tab w:val="left" w:pos="0"/>
-        </w:tabs>
-        <w:jc w:val="both"/>
-        <w:rPr>
-          <w:rFonts w:ascii="Bookman Old Style" w:hAnsi="Bookman Old Style"/>
           <w:sz w:val="10"/>
           <w:szCs w:val="10"/>
         </w:rPr>
@@ -814,13 +659,13 @@
         <mc:AlternateContent>
           <mc:Choice Requires="wps">
             <w:drawing>
-              <wp:anchor distT="45720" distB="45720" distL="114300" distR="114300" simplePos="0" relativeHeight="251659264" behindDoc="1" locked="0" layoutInCell="1" allowOverlap="1" wp14:anchorId="5793D4C5" wp14:editId="6FC575DC">
+              <wp:anchor distT="45720" distB="45720" distL="114300" distR="114300" simplePos="0" relativeHeight="251659264" behindDoc="1" locked="1" layoutInCell="1" allowOverlap="1" wp14:anchorId="5793D4C5" wp14:editId="5CCA4A60">
                 <wp:simplePos x="0" y="0"/>
                 <wp:positionH relativeFrom="margin">
-                  <wp:posOffset>1104900</wp:posOffset>
+                  <wp:posOffset>1105535</wp:posOffset>
                 </wp:positionH>
                 <wp:positionV relativeFrom="paragraph">
-                  <wp:posOffset>5715</wp:posOffset>
+                  <wp:posOffset>6985</wp:posOffset>
                 </wp:positionV>
                 <wp:extent cx="1080000" cy="1080000"/>
                 <wp:effectExtent l="0" t="0" r="0" b="6350"/>
@@ -917,7 +762,7 @@
                 <v:stroke joinstyle="miter"/>
                 <v:path gradientshapeok="t" o:connecttype="rect"/>
               </v:shapetype>
-              <v:shape id="Text Box 2" o:spid="_x0000_s1026" type="#_x0000_t202" style="position:absolute;left:0;text-align:left;margin-left:87pt;margin-top:.45pt;width:85.05pt;height:85.05pt;z-index:-251657216;visibility:visible;mso-wrap-style:square;mso-width-percent:0;mso-height-percent:0;mso-wrap-distance-left:9pt;mso-wrap-distance-top:3.6pt;mso-wrap-distance-right:9pt;mso-wrap-distance-bottom:3.6pt;mso-position-horizontal:absolute;mso-position-horizontal-relative:margin;mso-position-vertical:absolute;mso-position-vertical-relative:text;mso-width-percent:0;mso-height-percent:0;mso-width-relative:margin;mso-height-relative:margin;v-text-anchor:top" o:gfxdata="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" filled="f" stroked="f">
+              <v:shape id="Text Box 2" o:spid="_x0000_s1026" type="#_x0000_t202" style="position:absolute;left:0;text-align:left;margin-left:87.05pt;margin-top:.55pt;width:85.05pt;height:85.05pt;z-index:-251657216;visibility:visible;mso-wrap-style:square;mso-width-percent:0;mso-height-percent:0;mso-wrap-distance-left:9pt;mso-wrap-distance-top:3.6pt;mso-wrap-distance-right:9pt;mso-wrap-distance-bottom:3.6pt;mso-position-horizontal:absolute;mso-position-horizontal-relative:margin;mso-position-vertical:absolute;mso-position-vertical-relative:text;mso-width-percent:0;mso-height-percent:0;mso-width-relative:margin;mso-height-relative:margin;v-text-anchor:top" o:gfxdata="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" filled="f" stroked="f">
                 <v:textbox>
                   <w:txbxContent>
                     <w:p>
@@ -964,6 +809,7 @@
                   </w:txbxContent>
                 </v:textbox>
                 <w10:wrap anchorx="margin"/>
+                <w10:anchorlock/>
               </v:shape>
             </w:pict>
           </mc:Fallback>

--- a/so_templates/S_O_TEMP.docx
+++ b/so_templates/S_O_TEMP.docx
@@ -594,6 +594,48 @@
         </w:rPr>
         <w:t>}}</w:t>
       </w:r>
+    </w:p>
+    <w:p>
+      <w:pPr>
+        <w:pStyle w:val="NoSpacing"/>
+        <w:tabs>
+          <w:tab w:val="left" w:pos="0"/>
+        </w:tabs>
+        <w:jc w:val="both"/>
+        <w:rPr>
+          <w:rFonts w:ascii="Bookman Old Style" w:hAnsi="Bookman Old Style"/>
+          <w:sz w:val="18"/>
+          <w:szCs w:val="18"/>
+        </w:rPr>
+      </w:pPr>
+    </w:p>
+    <w:p>
+      <w:pPr>
+        <w:pStyle w:val="NoSpacing"/>
+        <w:tabs>
+          <w:tab w:val="left" w:pos="0"/>
+        </w:tabs>
+        <w:jc w:val="both"/>
+        <w:rPr>
+          <w:rFonts w:ascii="Bookman Old Style" w:hAnsi="Bookman Old Style"/>
+          <w:sz w:val="18"/>
+          <w:szCs w:val="18"/>
+        </w:rPr>
+      </w:pPr>
+    </w:p>
+    <w:p>
+      <w:pPr>
+        <w:pStyle w:val="NoSpacing"/>
+        <w:tabs>
+          <w:tab w:val="left" w:pos="0"/>
+        </w:tabs>
+        <w:jc w:val="both"/>
+        <w:rPr>
+          <w:rFonts w:ascii="Bookman Old Style" w:hAnsi="Bookman Old Style"/>
+          <w:sz w:val="18"/>
+          <w:szCs w:val="18"/>
+        </w:rPr>
+      </w:pPr>
     </w:p>
     <w:p>
       <w:pPr>
@@ -2956,6 +2998,7 @@
   <w:style w:type="character" w:default="1" w:styleId="DefaultParagraphFont">
     <w:name w:val="Default Paragraph Font"/>
     <w:uiPriority w:val="1"/>
+    <w:semiHidden/>
     <w:unhideWhenUsed/>
   </w:style>
   <w:style w:type="table" w:default="1" w:styleId="TableNormal">
@@ -3407,10 +3450,6 @@
 </file>
 
 <file path=customXml/item1.xml><?xml version="1.0" encoding="utf-8"?>
-<b:Sources xmlns:b="http://schemas.openxmlformats.org/officeDocument/2006/bibliography" xmlns="http://schemas.openxmlformats.org/officeDocument/2006/bibliography" SelectedStyle="\APASixthEditionOfficeOnline.xsl" StyleName="APA" Version="6"/>
-</file>
-
-<file path=customXml/item2.xml><?xml version="1.0" encoding="utf-8"?>
 <s:customData xmlns="http://www.wps.cn/officeDocument/2013/wpsCustomData" xmlns:s="http://www.wps.cn/officeDocument/2013/wpsCustomData">
   <customSectProps/>
   <customShpExts>
@@ -3419,18 +3458,22 @@
 </s:customData>
 </file>
 
+<file path=customXml/item2.xml><?xml version="1.0" encoding="utf-8"?>
+<b:Sources xmlns:b="http://schemas.openxmlformats.org/officeDocument/2006/bibliography" xmlns="http://schemas.openxmlformats.org/officeDocument/2006/bibliography" SelectedStyle="\APASixthEditionOfficeOnline.xsl" StyleName="APA" Version="6"/>
+</file>
+
 <file path=customXml/itemProps1.xml><?xml version="1.0" encoding="utf-8"?>
+<ds:datastoreItem xmlns:ds="http://schemas.openxmlformats.org/officeDocument/2006/customXml" ds:itemID="{B1977F7D-205B-4081-913C-38D41E755F92}">
+  <ds:schemaRefs>
+    <ds:schemaRef ds:uri="http://www.wps.cn/officeDocument/2013/wpsCustomData"/>
+  </ds:schemaRefs>
+</ds:datastoreItem>
+</file>
+
+<file path=customXml/itemProps2.xml><?xml version="1.0" encoding="utf-8"?>
 <ds:datastoreItem xmlns:ds="http://schemas.openxmlformats.org/officeDocument/2006/customXml" ds:itemID="{335C0E28-4147-4C6F-B7FA-AFE4FAB2F5E9}">
   <ds:schemaRefs>
     <ds:schemaRef ds:uri="http://schemas.openxmlformats.org/officeDocument/2006/bibliography"/>
   </ds:schemaRefs>
 </ds:datastoreItem>
-</file>
-
-<file path=customXml/itemProps2.xml><?xml version="1.0" encoding="utf-8"?>
-<ds:datastoreItem xmlns:ds="http://schemas.openxmlformats.org/officeDocument/2006/customXml" ds:itemID="{B1977F7D-205B-4081-913C-38D41E755F92}">
-  <ds:schemaRefs>
-    <ds:schemaRef ds:uri="http://www.wps.cn/officeDocument/2013/wpsCustomData"/>
-  </ds:schemaRefs>
-</ds:datastoreItem>
 </file>
--- a/so_templates/S_O_TEMP.docx
+++ b/so_templates/S_O_TEMP.docx
@@ -594,6 +594,20 @@
         </w:rPr>
         <w:t>}}</w:t>
       </w:r>
+    </w:p>
+    <w:p>
+      <w:pPr>
+        <w:pStyle w:val="NoSpacing"/>
+        <w:tabs>
+          <w:tab w:val="left" w:pos="0"/>
+        </w:tabs>
+        <w:jc w:val="both"/>
+        <w:rPr>
+          <w:rFonts w:ascii="Bookman Old Style" w:hAnsi="Bookman Old Style"/>
+          <w:sz w:val="18"/>
+          <w:szCs w:val="18"/>
+        </w:rPr>
+      </w:pPr>
     </w:p>
     <w:p>
       <w:pPr>

--- a/so_templates/S_O_TEMP.docx
+++ b/so_templates/S_O_TEMP.docx
@@ -715,15 +715,15 @@
         <mc:AlternateContent>
           <mc:Choice Requires="wps">
             <w:drawing>
-              <wp:anchor distT="45720" distB="45720" distL="114300" distR="114300" simplePos="0" relativeHeight="251659264" behindDoc="1" locked="1" layoutInCell="1" allowOverlap="1" wp14:anchorId="5793D4C5" wp14:editId="5CCA4A60">
+              <wp:anchor distT="45720" distB="45720" distL="114300" distR="114300" simplePos="0" relativeHeight="251659264" behindDoc="1" locked="1" layoutInCell="1" allowOverlap="1" wp14:anchorId="5793D4C5" wp14:editId="2A2E5F40">
                 <wp:simplePos x="0" y="0"/>
                 <wp:positionH relativeFrom="margin">
-                  <wp:posOffset>1105535</wp:posOffset>
+                  <wp:posOffset>810260</wp:posOffset>
                 </wp:positionH>
                 <wp:positionV relativeFrom="paragraph">
                   <wp:posOffset>6985</wp:posOffset>
                 </wp:positionV>
-                <wp:extent cx="1080000" cy="1080000"/>
+                <wp:extent cx="1079500" cy="1079500"/>
                 <wp:effectExtent l="0" t="0" r="0" b="6350"/>
                 <wp:wrapNone/>
                 <wp:docPr id="217" name="Text Box 2"/>
@@ -739,7 +739,7 @@
                       <wps:spPr bwMode="auto">
                         <a:xfrm>
                           <a:off x="0" y="0"/>
-                          <a:ext cx="1080000" cy="1080000"/>
+                          <a:ext cx="1079500" cy="1079500"/>
                         </a:xfrm>
                         <a:prstGeom prst="rect">
                           <a:avLst/>
@@ -818,7 +818,7 @@
                 <v:stroke joinstyle="miter"/>
                 <v:path gradientshapeok="t" o:connecttype="rect"/>
               </v:shapetype>
-              <v:shape id="Text Box 2" o:spid="_x0000_s1026" type="#_x0000_t202" style="position:absolute;left:0;text-align:left;margin-left:87.05pt;margin-top:.55pt;width:85.05pt;height:85.05pt;z-index:-251657216;visibility:visible;mso-wrap-style:square;mso-width-percent:0;mso-height-percent:0;mso-wrap-distance-left:9pt;mso-wrap-distance-top:3.6pt;mso-wrap-distance-right:9pt;mso-wrap-distance-bottom:3.6pt;mso-position-horizontal:absolute;mso-position-horizontal-relative:margin;mso-position-vertical:absolute;mso-position-vertical-relative:text;mso-width-percent:0;mso-height-percent:0;mso-width-relative:margin;mso-height-relative:margin;v-text-anchor:top" o:gfxdata="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" filled="f" stroked="f">
+              <v:shape id="Text Box 2" o:spid="_x0000_s1026" type="#_x0000_t202" style="position:absolute;left:0;text-align:left;margin-left:63.8pt;margin-top:.55pt;width:85pt;height:85pt;z-index:-251657216;visibility:visible;mso-wrap-style:square;mso-width-percent:0;mso-height-percent:0;mso-wrap-distance-left:9pt;mso-wrap-distance-top:3.6pt;mso-wrap-distance-right:9pt;mso-wrap-distance-bottom:3.6pt;mso-position-horizontal:absolute;mso-position-horizontal-relative:margin;mso-position-vertical:absolute;mso-position-vertical-relative:text;mso-width-percent:0;mso-height-percent:0;mso-width-relative:margin;mso-height-relative:margin;v-text-anchor:top" o:gfxdata="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" filled="f" stroked="f">
                 <v:textbox>
                   <w:txbxContent>
                     <w:p>
@@ -3464,6 +3464,10 @@
 </file>
 
 <file path=customXml/item1.xml><?xml version="1.0" encoding="utf-8"?>
+<b:Sources xmlns:b="http://schemas.openxmlformats.org/officeDocument/2006/bibliography" xmlns="http://schemas.openxmlformats.org/officeDocument/2006/bibliography" SelectedStyle="\APASixthEditionOfficeOnline.xsl" StyleName="APA" Version="6"/>
+</file>
+
+<file path=customXml/item2.xml><?xml version="1.0" encoding="utf-8"?>
 <s:customData xmlns="http://www.wps.cn/officeDocument/2013/wpsCustomData" xmlns:s="http://www.wps.cn/officeDocument/2013/wpsCustomData">
   <customSectProps/>
   <customShpExts>
@@ -3472,22 +3476,18 @@
 </s:customData>
 </file>
 
-<file path=customXml/item2.xml><?xml version="1.0" encoding="utf-8"?>
-<b:Sources xmlns:b="http://schemas.openxmlformats.org/officeDocument/2006/bibliography" xmlns="http://schemas.openxmlformats.org/officeDocument/2006/bibliography" SelectedStyle="\APASixthEditionOfficeOnline.xsl" StyleName="APA" Version="6"/>
+<file path=customXml/itemProps1.xml><?xml version="1.0" encoding="utf-8"?>
+<ds:datastoreItem xmlns:ds="http://schemas.openxmlformats.org/officeDocument/2006/customXml" ds:itemID="{335C0E28-4147-4C6F-B7FA-AFE4FAB2F5E9}">
+  <ds:schemaRefs>
+    <ds:schemaRef ds:uri="http://schemas.openxmlformats.org/officeDocument/2006/bibliography"/>
+  </ds:schemaRefs>
+</ds:datastoreItem>
 </file>
 
-<file path=customXml/itemProps1.xml><?xml version="1.0" encoding="utf-8"?>
+<file path=customXml/itemProps2.xml><?xml version="1.0" encoding="utf-8"?>
 <ds:datastoreItem xmlns:ds="http://schemas.openxmlformats.org/officeDocument/2006/customXml" ds:itemID="{B1977F7D-205B-4081-913C-38D41E755F92}">
   <ds:schemaRefs>
     <ds:schemaRef ds:uri="http://www.wps.cn/officeDocument/2013/wpsCustomData"/>
   </ds:schemaRefs>
 </ds:datastoreItem>
-</file>
-
-<file path=customXml/itemProps2.xml><?xml version="1.0" encoding="utf-8"?>
-<ds:datastoreItem xmlns:ds="http://schemas.openxmlformats.org/officeDocument/2006/customXml" ds:itemID="{335C0E28-4147-4C6F-B7FA-AFE4FAB2F5E9}">
-  <ds:schemaRefs>
-    <ds:schemaRef ds:uri="http://schemas.openxmlformats.org/officeDocument/2006/bibliography"/>
-  </ds:schemaRefs>
-</ds:datastoreItem>
 </file>
--- a/so_templates/S_O_TEMP.docx
+++ b/so_templates/S_O_TEMP.docx
@@ -715,10 +715,10 @@
         <mc:AlternateContent>
           <mc:Choice Requires="wps">
             <w:drawing>
-              <wp:anchor distT="45720" distB="45720" distL="114300" distR="114300" simplePos="0" relativeHeight="251659264" behindDoc="1" locked="1" layoutInCell="1" allowOverlap="1" wp14:anchorId="5793D4C5" wp14:editId="2A2E5F40">
+              <wp:anchor distT="45720" distB="45720" distL="114300" distR="114300" simplePos="0" relativeHeight="251659264" behindDoc="1" locked="1" layoutInCell="1" allowOverlap="1" wp14:anchorId="5793D4C5" wp14:editId="451123B6">
                 <wp:simplePos x="0" y="0"/>
                 <wp:positionH relativeFrom="margin">
-                  <wp:posOffset>810260</wp:posOffset>
+                  <wp:posOffset>848360</wp:posOffset>
                 </wp:positionH>
                 <wp:positionV relativeFrom="paragraph">
                   <wp:posOffset>6985</wp:posOffset>
@@ -818,7 +818,7 @@
                 <v:stroke joinstyle="miter"/>
                 <v:path gradientshapeok="t" o:connecttype="rect"/>
               </v:shapetype>
-              <v:shape id="Text Box 2" o:spid="_x0000_s1026" type="#_x0000_t202" style="position:absolute;left:0;text-align:left;margin-left:63.8pt;margin-top:.55pt;width:85pt;height:85pt;z-index:-251657216;visibility:visible;mso-wrap-style:square;mso-width-percent:0;mso-height-percent:0;mso-wrap-distance-left:9pt;mso-wrap-distance-top:3.6pt;mso-wrap-distance-right:9pt;mso-wrap-distance-bottom:3.6pt;mso-position-horizontal:absolute;mso-position-horizontal-relative:margin;mso-position-vertical:absolute;mso-position-vertical-relative:text;mso-width-percent:0;mso-height-percent:0;mso-width-relative:margin;mso-height-relative:margin;v-text-anchor:top" o:gfxdata="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" filled="f" stroked="f">
+              <v:shape id="Text Box 2" o:spid="_x0000_s1026" type="#_x0000_t202" style="position:absolute;left:0;text-align:left;margin-left:66.8pt;margin-top:.55pt;width:85pt;height:85pt;z-index:-251657216;visibility:visible;mso-wrap-style:square;mso-width-percent:0;mso-height-percent:0;mso-wrap-distance-left:9pt;mso-wrap-distance-top:3.6pt;mso-wrap-distance-right:9pt;mso-wrap-distance-bottom:3.6pt;mso-position-horizontal:absolute;mso-position-horizontal-relative:margin;mso-position-vertical:absolute;mso-position-vertical-relative:text;mso-width-percent:0;mso-height-percent:0;mso-width-relative:margin;mso-height-relative:margin;v-text-anchor:top" o:gfxdata="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" filled="f" stroked="f">
                 <v:textbox>
                   <w:txbxContent>
                     <w:p>

--- a/so_templates/S_O_TEMP.docx
+++ b/so_templates/S_O_TEMP.docx
@@ -715,13 +715,13 @@
         <mc:AlternateContent>
           <mc:Choice Requires="wps">
             <w:drawing>
-              <wp:anchor distT="45720" distB="45720" distL="114300" distR="114300" simplePos="0" relativeHeight="251659264" behindDoc="1" locked="1" layoutInCell="1" allowOverlap="1" wp14:anchorId="5793D4C5" wp14:editId="451123B6">
+              <wp:anchor distT="45720" distB="45720" distL="114300" distR="114300" simplePos="0" relativeHeight="251659264" behindDoc="1" locked="1" layoutInCell="1" allowOverlap="1" wp14:anchorId="5793D4C5" wp14:editId="63831959">
                 <wp:simplePos x="0" y="0"/>
                 <wp:positionH relativeFrom="margin">
-                  <wp:posOffset>848360</wp:posOffset>
+                  <wp:posOffset>724535</wp:posOffset>
                 </wp:positionH>
                 <wp:positionV relativeFrom="paragraph">
-                  <wp:posOffset>6985</wp:posOffset>
+                  <wp:posOffset>-50165</wp:posOffset>
                 </wp:positionV>
                 <wp:extent cx="1079500" cy="1079500"/>
                 <wp:effectExtent l="0" t="0" r="0" b="6350"/>
@@ -818,7 +818,7 @@
                 <v:stroke joinstyle="miter"/>
                 <v:path gradientshapeok="t" o:connecttype="rect"/>
               </v:shapetype>
-              <v:shape id="Text Box 2" o:spid="_x0000_s1026" type="#_x0000_t202" style="position:absolute;left:0;text-align:left;margin-left:66.8pt;margin-top:.55pt;width:85pt;height:85pt;z-index:-251657216;visibility:visible;mso-wrap-style:square;mso-width-percent:0;mso-height-percent:0;mso-wrap-distance-left:9pt;mso-wrap-distance-top:3.6pt;mso-wrap-distance-right:9pt;mso-wrap-distance-bottom:3.6pt;mso-position-horizontal:absolute;mso-position-horizontal-relative:margin;mso-position-vertical:absolute;mso-position-vertical-relative:text;mso-width-percent:0;mso-height-percent:0;mso-width-relative:margin;mso-height-relative:margin;v-text-anchor:top" o:gfxdata="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" filled="f" stroked="f">
+              <v:shape id="Text Box 2" o:spid="_x0000_s1026" type="#_x0000_t202" style="position:absolute;left:0;text-align:left;margin-left:57.05pt;margin-top:-3.95pt;width:85pt;height:85pt;z-index:-251657216;visibility:visible;mso-wrap-style:square;mso-width-percent:0;mso-height-percent:0;mso-wrap-distance-left:9pt;mso-wrap-distance-top:3.6pt;mso-wrap-distance-right:9pt;mso-wrap-distance-bottom:3.6pt;mso-position-horizontal:absolute;mso-position-horizontal-relative:margin;mso-position-vertical:absolute;mso-position-vertical-relative:text;mso-width-percent:0;mso-height-percent:0;mso-width-relative:margin;mso-height-relative:margin;v-text-anchor:top" o:gfxdata="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" filled="f" stroked="f">
                 <v:textbox>
                   <w:txbxContent>
                     <w:p>
@@ -3464,10 +3464,6 @@
 </file>
 
 <file path=customXml/item1.xml><?xml version="1.0" encoding="utf-8"?>
-<b:Sources xmlns:b="http://schemas.openxmlformats.org/officeDocument/2006/bibliography" xmlns="http://schemas.openxmlformats.org/officeDocument/2006/bibliography" SelectedStyle="\APASixthEditionOfficeOnline.xsl" StyleName="APA" Version="6"/>
-</file>
-
-<file path=customXml/item2.xml><?xml version="1.0" encoding="utf-8"?>
 <s:customData xmlns="http://www.wps.cn/officeDocument/2013/wpsCustomData" xmlns:s="http://www.wps.cn/officeDocument/2013/wpsCustomData">
   <customSectProps/>
   <customShpExts>
@@ -3476,18 +3472,22 @@
 </s:customData>
 </file>
 
+<file path=customXml/item2.xml><?xml version="1.0" encoding="utf-8"?>
+<b:Sources xmlns:b="http://schemas.openxmlformats.org/officeDocument/2006/bibliography" xmlns="http://schemas.openxmlformats.org/officeDocument/2006/bibliography" SelectedStyle="\APASixthEditionOfficeOnline.xsl" StyleName="APA" Version="6"/>
+</file>
+
 <file path=customXml/itemProps1.xml><?xml version="1.0" encoding="utf-8"?>
+<ds:datastoreItem xmlns:ds="http://schemas.openxmlformats.org/officeDocument/2006/customXml" ds:itemID="{B1977F7D-205B-4081-913C-38D41E755F92}">
+  <ds:schemaRefs>
+    <ds:schemaRef ds:uri="http://www.wps.cn/officeDocument/2013/wpsCustomData"/>
+  </ds:schemaRefs>
+</ds:datastoreItem>
+</file>
+
+<file path=customXml/itemProps2.xml><?xml version="1.0" encoding="utf-8"?>
 <ds:datastoreItem xmlns:ds="http://schemas.openxmlformats.org/officeDocument/2006/customXml" ds:itemID="{335C0E28-4147-4C6F-B7FA-AFE4FAB2F5E9}">
   <ds:schemaRefs>
     <ds:schemaRef ds:uri="http://schemas.openxmlformats.org/officeDocument/2006/bibliography"/>
   </ds:schemaRefs>
 </ds:datastoreItem>
-</file>
-
-<file path=customXml/itemProps2.xml><?xml version="1.0" encoding="utf-8"?>
-<ds:datastoreItem xmlns:ds="http://schemas.openxmlformats.org/officeDocument/2006/customXml" ds:itemID="{B1977F7D-205B-4081-913C-38D41E755F92}">
-  <ds:schemaRefs>
-    <ds:schemaRef ds:uri="http://www.wps.cn/officeDocument/2013/wpsCustomData"/>
-  </ds:schemaRefs>
-</ds:datastoreItem>
 </file>
--- a/so_templates/S_O_TEMP.docx
+++ b/so_templates/S_O_TEMP.docx
@@ -37,21 +37,7 @@
         <w:rPr>
           <w:rFonts w:ascii="Bookman Old Style" w:hAnsi="Bookman Old Style"/>
         </w:rPr>
-        <w:t xml:space="preserve">             </w:t>
-      </w:r>
-      <w:proofErr w:type="gramStart"/>
-      <w:r>
-        <w:rPr>
-          <w:rFonts w:ascii="Bookman Old Style" w:hAnsi="Bookman Old Style"/>
-        </w:rPr>
-        <w:t xml:space="preserve">  ,</w:t>
-      </w:r>
-      <w:proofErr w:type="gramEnd"/>
-      <w:r>
-        <w:rPr>
-          <w:rFonts w:ascii="Bookman Old Style" w:hAnsi="Bookman Old Style"/>
-        </w:rPr>
-        <w:t xml:space="preserve"> s. 202</w:t>
+        <w:t xml:space="preserve">               , s. 202</w:t>
       </w:r>
       <w:r>
         <w:rPr>
@@ -981,20 +967,6 @@
         </w:rPr>
         <w:t>CONCERED</w:t>
       </w:r>
-    </w:p>
-    <w:p>
-      <w:pPr>
-        <w:pStyle w:val="NoSpacing"/>
-        <w:tabs>
-          <w:tab w:val="left" w:pos="0"/>
-        </w:tabs>
-        <w:jc w:val="both"/>
-        <w:rPr>
-          <w:rFonts w:ascii="Bookman Old Style" w:hAnsi="Bookman Old Style"/>
-          <w:sz w:val="10"/>
-          <w:szCs w:val="10"/>
-        </w:rPr>
-      </w:pPr>
     </w:p>
     <w:p>
       <w:pPr>
@@ -3464,6 +3436,10 @@
 </file>
 
 <file path=customXml/item1.xml><?xml version="1.0" encoding="utf-8"?>
+<b:Sources xmlns:b="http://schemas.openxmlformats.org/officeDocument/2006/bibliography" xmlns="http://schemas.openxmlformats.org/officeDocument/2006/bibliography" SelectedStyle="\APASixthEditionOfficeOnline.xsl" StyleName="APA" Version="6"/>
+</file>
+
+<file path=customXml/item2.xml><?xml version="1.0" encoding="utf-8"?>
 <s:customData xmlns="http://www.wps.cn/officeDocument/2013/wpsCustomData" xmlns:s="http://www.wps.cn/officeDocument/2013/wpsCustomData">
   <customSectProps/>
   <customShpExts>
@@ -3472,22 +3448,18 @@
 </s:customData>
 </file>
 
-<file path=customXml/item2.xml><?xml version="1.0" encoding="utf-8"?>
-<b:Sources xmlns:b="http://schemas.openxmlformats.org/officeDocument/2006/bibliography" xmlns="http://schemas.openxmlformats.org/officeDocument/2006/bibliography" SelectedStyle="\APASixthEditionOfficeOnline.xsl" StyleName="APA" Version="6"/>
+<file path=customXml/itemProps1.xml><?xml version="1.0" encoding="utf-8"?>
+<ds:datastoreItem xmlns:ds="http://schemas.openxmlformats.org/officeDocument/2006/customXml" ds:itemID="{335C0E28-4147-4C6F-B7FA-AFE4FAB2F5E9}">
+  <ds:schemaRefs>
+    <ds:schemaRef ds:uri="http://schemas.openxmlformats.org/officeDocument/2006/bibliography"/>
+  </ds:schemaRefs>
+</ds:datastoreItem>
 </file>
 
-<file path=customXml/itemProps1.xml><?xml version="1.0" encoding="utf-8"?>
+<file path=customXml/itemProps2.xml><?xml version="1.0" encoding="utf-8"?>
 <ds:datastoreItem xmlns:ds="http://schemas.openxmlformats.org/officeDocument/2006/customXml" ds:itemID="{B1977F7D-205B-4081-913C-38D41E755F92}">
   <ds:schemaRefs>
     <ds:schemaRef ds:uri="http://www.wps.cn/officeDocument/2013/wpsCustomData"/>
   </ds:schemaRefs>
 </ds:datastoreItem>
-</file>
-
-<file path=customXml/itemProps2.xml><?xml version="1.0" encoding="utf-8"?>
-<ds:datastoreItem xmlns:ds="http://schemas.openxmlformats.org/officeDocument/2006/customXml" ds:itemID="{335C0E28-4147-4C6F-B7FA-AFE4FAB2F5E9}">
-  <ds:schemaRefs>
-    <ds:schemaRef ds:uri="http://schemas.openxmlformats.org/officeDocument/2006/bibliography"/>
-  </ds:schemaRefs>
-</ds:datastoreItem>
 </file>